--- a/drafts/Introduction_R6_grouped.docx
+++ b/drafts/Introduction_R6_grouped.docx
@@ -747,7 +747,7 @@
         <w:t xml:space="preserve"> </w:t>
       </w:r>
       <w:r>
-        <w:t xml:space="preserve">increased acceptance of non-culminating interpretations in all age groups. The 5-year-olds thus distinguished the two forms, yet their judgments of V1 descriptions remained stricter than adults’.</w:t>
+        <w:t xml:space="preserve">increased acceptance of non-culminating interpretations in all age groups.</w:t>
       </w:r>
     </w:p>
     <w:p>
